--- a/Introduccion a la Ingenieria/Clases/Clase 9 - Estrategias de innovacion en Ingenieria/Taller Clase 9 - Antecedentes y propuesta de mejora.docx
+++ b/Introduccion a la Ingenieria/Clases/Clase 9 - Estrategias de innovacion en Ingenieria/Taller Clase 9 - Antecedentes y propuesta de mejora.docx
@@ -618,7 +618,591 @@
           <w:color w:val="1A1C1D"/>
           <w:sz w:val="32"/>
         </w:rPr>
+        <w:t>Dónde se entrega: en ExamLab</w:t>
+      </w:r>
+    </w:p>
+    <w:p>
+      <w:r>
+        <w:rPr>
+          <w:b w:val="0"/>
+          <w:color w:val="4A4A49"/>
+          <w:sz w:val="22"/>
+        </w:rPr>
+        <w:t xml:space="preserve">El taller se </w:t>
+      </w:r>
+      <w:r>
+        <w:rPr>
+          <w:b/>
+          <w:color w:val="4A4A49"/>
+          <w:sz w:val="22"/>
+        </w:rPr>
+        <w:t>trabaja en equipo</w:t>
+      </w:r>
+      <w:r>
+        <w:rPr>
+          <w:b w:val="0"/>
+          <w:color w:val="4A4A49"/>
+          <w:sz w:val="22"/>
+        </w:rPr>
+        <w:t xml:space="preserve"> en el documento del equipo y se </w:t>
+      </w:r>
+      <w:r>
+        <w:rPr>
+          <w:b/>
+          <w:color w:val="4A4A49"/>
+          <w:sz w:val="22"/>
+        </w:rPr>
+        <w:t>entrega en ExamLab</w:t>
+      </w:r>
+      <w:r>
+        <w:rPr>
+          <w:b w:val="0"/>
+          <w:color w:val="4A4A49"/>
+          <w:sz w:val="22"/>
+        </w:rPr>
+        <w:t xml:space="preserve"> (https://uniaj.examlab.workers.dev/), en el módulo Talleres. El enlace lo comparte el docente en el chat de la reunión al empezar la actividad.</w:t>
+      </w:r>
+    </w:p>
+    <w:p>
+      <w:pPr>
+        <w:pStyle w:val="ListBullet"/>
+      </w:pPr>
+      <w:r>
+        <w:rPr>
+          <w:b w:val="0"/>
+          <w:color w:val="4A4A49"/>
+          <w:sz w:val="22"/>
+        </w:rPr>
+        <w:t xml:space="preserve">Son </w:t>
+      </w:r>
+      <w:r>
+        <w:rPr>
+          <w:b/>
+          <w:color w:val="4A4A49"/>
+          <w:sz w:val="22"/>
+        </w:rPr>
+        <w:t>5 preguntas</w:t>
+      </w:r>
+      <w:r>
+        <w:rPr>
+          <w:b w:val="0"/>
+          <w:color w:val="4A4A49"/>
+          <w:sz w:val="22"/>
+        </w:rPr>
+        <w:t xml:space="preserve">, una por cada bloque de arriba y en el mismo orden, y suman </w:t>
+      </w:r>
+      <w:r>
+        <w:rPr>
+          <w:b/>
+          <w:color w:val="4A4A49"/>
+          <w:sz w:val="22"/>
+        </w:rPr>
+        <w:t>100 puntos</w:t>
+      </w:r>
+      <w:r>
+        <w:rPr>
+          <w:b w:val="0"/>
+          <w:color w:val="4A4A49"/>
+          <w:sz w:val="22"/>
+        </w:rPr>
+        <w:t>.</w:t>
+      </w:r>
+    </w:p>
+    <w:p>
+      <w:pPr>
+        <w:pStyle w:val="ListBullet"/>
+      </w:pPr>
+      <w:r>
+        <w:rPr>
+          <w:b w:val="0"/>
+          <w:color w:val="4A4A49"/>
+          <w:sz w:val="22"/>
+        </w:rPr>
+        <w:t xml:space="preserve">Todas son de tipo </w:t>
+      </w:r>
+      <w:r>
+        <w:rPr>
+          <w:b/>
+          <w:color w:val="4A4A49"/>
+          <w:sz w:val="22"/>
+        </w:rPr>
+        <w:t>Respuesta escrita</w:t>
+      </w:r>
+      <w:r>
+        <w:rPr>
+          <w:b w:val="0"/>
+          <w:color w:val="4A4A49"/>
+          <w:sz w:val="22"/>
+        </w:rPr>
+        <w:t>: Un cuadro de texto. Se escribe directamente en la plataforma; no se sube archivo.</w:t>
+      </w:r>
+    </w:p>
+    <w:p>
+      <w:pPr>
+        <w:pStyle w:val="ListBullet"/>
+      </w:pPr>
+      <w:r>
+        <w:rPr>
+          <w:b/>
+          <w:color w:val="4A4A49"/>
+          <w:sz w:val="22"/>
+        </w:rPr>
+        <w:t>La entrega es individual aunque el trabajo sea en equipo:</w:t>
+      </w:r>
+      <w:r>
+        <w:rPr>
+          <w:b w:val="0"/>
+          <w:color w:val="4A4A49"/>
+          <w:sz w:val="22"/>
+        </w:rPr>
+        <w:t xml:space="preserve"> cada integrante pega en su entrega lo que el equipo acordó. Es la forma de que quede constancia de que usted estuvo, y de que nadie pierda la nota porque el vocero se cayó de la sesión.</w:t>
+      </w:r>
+    </w:p>
+    <w:p>
+      <w:pPr>
+        <w:pStyle w:val="ListBullet"/>
+      </w:pPr>
+      <w:r>
+        <w:rPr>
+          <w:b/>
+          <w:color w:val="4A4A49"/>
+          <w:sz w:val="22"/>
+        </w:rPr>
+        <w:t>Cierra al terminar la sesión.</w:t>
+      </w:r>
+      <w:r>
+        <w:rPr>
+          <w:b w:val="0"/>
+          <w:color w:val="4A4A49"/>
+          <w:sz w:val="22"/>
+        </w:rPr>
+        <w:t xml:space="preserve"> Esto se califica como actividad en clase, no como tarea con plazo: se hace en la sala de grupo y se expone el mismo día.</w:t>
+      </w:r>
+    </w:p>
+    <w:p>
+      <w:pPr>
+        <w:pStyle w:val="ListBullet"/>
+      </w:pPr>
+      <w:r>
+        <w:rPr>
+          <w:b w:val="0"/>
+          <w:color w:val="4A4A49"/>
+          <w:sz w:val="22"/>
+        </w:rPr>
+        <w:t xml:space="preserve">Si un bloque pide un </w:t>
+      </w:r>
+      <w:r>
+        <w:rPr>
+          <w:b/>
+          <w:color w:val="4A4A49"/>
+          <w:sz w:val="22"/>
+        </w:rPr>
+        <w:t>dibujo</w:t>
+      </w:r>
+      <w:r>
+        <w:rPr>
+          <w:b w:val="0"/>
+          <w:color w:val="4A4A49"/>
+          <w:sz w:val="22"/>
+        </w:rPr>
+        <w:t xml:space="preserve"> (un árbol, una línea de tiempo, una pantalla), pegue el </w:t>
+      </w:r>
+      <w:r>
+        <w:rPr>
+          <w:b/>
+          <w:color w:val="4A4A49"/>
+          <w:sz w:val="22"/>
+        </w:rPr>
+        <w:t>enlace</w:t>
+      </w:r>
+      <w:r>
+        <w:rPr>
+          <w:b w:val="0"/>
+          <w:color w:val="4A4A49"/>
+          <w:sz w:val="22"/>
+        </w:rPr>
+        <w:t xml:space="preserve"> al dibujo en la carpeta del equipo y escriba en la respuesta los elementos que el bloque pide. La caja de texto no recibe imágenes.</w:t>
+      </w:r>
+    </w:p>
+    <w:p>
+      <w:pPr>
+        <w:ind w:left="432"/>
+        <w:shd w:val="clear" w:fill="F7F7F8"/>
+      </w:pPr>
+      <w:r>
+        <w:rPr>
+          <w:b/>
+          <w:i/>
+          <w:color w:val="4A4A49"/>
+          <w:sz w:val="21"/>
+        </w:rPr>
+        <w:t>ExamLab no es una plataforma oficial de la UNIAJC:</w:t>
+      </w:r>
+      <w:r>
+        <w:rPr>
+          <w:b w:val="0"/>
+          <w:i/>
+          <w:color w:val="4A4A49"/>
+          <w:sz w:val="21"/>
+        </w:rPr>
+        <w:t xml:space="preserve"> es un canal del docente y se usa solo para esto. No pide datos personales suyos más allá de su nombre.</w:t>
+      </w:r>
+    </w:p>
+    <w:p>
+      <w:pPr>
+        <w:spacing w:before="200" w:after="60"/>
+      </w:pPr>
+      <w:r>
+        <w:rPr>
+          <w:b/>
+          <w:color w:val="1A1C1D"/>
+          <w:sz w:val="32"/>
+        </w:rPr>
         <w:t>Cómo se califica</w:t>
+      </w:r>
+    </w:p>
+    <w:tbl>
+      <w:tblPr>
+        <w:tblStyle w:val="TableGrid"/>
+        <w:tblW w:type="auto" w:w="0"/>
+        <w:tblLook w:firstColumn="1" w:firstRow="1" w:lastColumn="0" w:lastRow="0" w:noHBand="0" w:noVBand="1" w:val="04A0"/>
+      </w:tblPr>
+      <w:tblGrid>
+        <w:gridCol w:w="2880"/>
+        <w:gridCol w:w="2880"/>
+        <w:gridCol w:w="2880"/>
+      </w:tblGrid>
+      <w:tr>
+        <w:tc>
+          <w:tcPr>
+            <w:tcW w:type="dxa" w:w="2880"/>
+            <w:shd w:val="clear" w:fill="3A3A3C"/>
+          </w:tcPr>
+          <w:p>
+            <w:r>
+              <w:rPr>
+                <w:b/>
+              </w:rPr>
+            </w:r>
+            <w:r>
+              <w:rPr>
+                <w:b/>
+                <w:color w:val="FFFFFF"/>
+                <w:sz w:val="21"/>
+              </w:rPr>
+              <w:t>#</w:t>
+            </w:r>
+          </w:p>
+        </w:tc>
+        <w:tc>
+          <w:tcPr>
+            <w:tcW w:type="dxa" w:w="2880"/>
+            <w:shd w:val="clear" w:fill="3A3A3C"/>
+          </w:tcPr>
+          <w:p>
+            <w:r>
+              <w:rPr>
+                <w:b/>
+              </w:rPr>
+            </w:r>
+            <w:r>
+              <w:rPr>
+                <w:b/>
+                <w:color w:val="FFFFFF"/>
+                <w:sz w:val="21"/>
+              </w:rPr>
+              <w:t>Bloque</w:t>
+            </w:r>
+          </w:p>
+        </w:tc>
+        <w:tc>
+          <w:tcPr>
+            <w:tcW w:type="dxa" w:w="2880"/>
+            <w:shd w:val="clear" w:fill="3A3A3C"/>
+          </w:tcPr>
+          <w:p>
+            <w:r>
+              <w:rPr>
+                <w:b/>
+              </w:rPr>
+            </w:r>
+            <w:r>
+              <w:rPr>
+                <w:b/>
+                <w:color w:val="FFFFFF"/>
+                <w:sz w:val="21"/>
+              </w:rPr>
+              <w:t>Peso</w:t>
+            </w:r>
+          </w:p>
+        </w:tc>
+      </w:tr>
+      <w:tr>
+        <w:tc>
+          <w:tcPr>
+            <w:tcW w:type="dxa" w:w="2880"/>
+          </w:tcPr>
+          <w:p>
+            <w:r/>
+            <w:r>
+              <w:rPr>
+                <w:b w:val="0"/>
+                <w:color w:val="4A4A49"/>
+                <w:sz w:val="20"/>
+              </w:rPr>
+              <w:t>1</w:t>
+            </w:r>
+          </w:p>
+        </w:tc>
+        <w:tc>
+          <w:tcPr>
+            <w:tcW w:type="dxa" w:w="2880"/>
+          </w:tcPr>
+          <w:p>
+            <w:r/>
+            <w:r>
+              <w:rPr>
+                <w:b w:val="0"/>
+                <w:color w:val="4A4A49"/>
+                <w:sz w:val="20"/>
+              </w:rPr>
+              <w:t>LA PREGUNTA DE BÚSQUEDA</w:t>
+            </w:r>
+          </w:p>
+        </w:tc>
+        <w:tc>
+          <w:tcPr>
+            <w:tcW w:type="dxa" w:w="2880"/>
+          </w:tcPr>
+          <w:p>
+            <w:r/>
+            <w:r>
+              <w:rPr>
+                <w:b/>
+                <w:color w:val="4A4A49"/>
+                <w:sz w:val="20"/>
+              </w:rPr>
+              <w:t>15 %</w:t>
+            </w:r>
+          </w:p>
+        </w:tc>
+      </w:tr>
+      <w:tr>
+        <w:tc>
+          <w:tcPr>
+            <w:tcW w:type="dxa" w:w="2880"/>
+            <w:shd w:val="clear" w:fill="ECECEE"/>
+          </w:tcPr>
+          <w:p>
+            <w:r/>
+            <w:r>
+              <w:rPr>
+                <w:b w:val="0"/>
+                <w:color w:val="4A4A49"/>
+                <w:sz w:val="20"/>
+              </w:rPr>
+              <w:t>2</w:t>
+            </w:r>
+          </w:p>
+        </w:tc>
+        <w:tc>
+          <w:tcPr>
+            <w:tcW w:type="dxa" w:w="2880"/>
+            <w:shd w:val="clear" w:fill="ECECEE"/>
+          </w:tcPr>
+          <w:p>
+            <w:r/>
+            <w:r>
+              <w:rPr>
+                <w:b w:val="0"/>
+                <w:color w:val="4A4A49"/>
+                <w:sz w:val="20"/>
+              </w:rPr>
+              <w:t>TRES ANTECEDENTES FICHADOS</w:t>
+            </w:r>
+          </w:p>
+        </w:tc>
+        <w:tc>
+          <w:tcPr>
+            <w:tcW w:type="dxa" w:w="2880"/>
+            <w:shd w:val="clear" w:fill="ECECEE"/>
+          </w:tcPr>
+          <w:p>
+            <w:r/>
+            <w:r>
+              <w:rPr>
+                <w:b/>
+                <w:color w:val="4A4A49"/>
+                <w:sz w:val="20"/>
+              </w:rPr>
+              <w:t>30 %</w:t>
+            </w:r>
+          </w:p>
+        </w:tc>
+      </w:tr>
+      <w:tr>
+        <w:tc>
+          <w:tcPr>
+            <w:tcW w:type="dxa" w:w="2880"/>
+          </w:tcPr>
+          <w:p>
+            <w:r/>
+            <w:r>
+              <w:rPr>
+                <w:b w:val="0"/>
+                <w:color w:val="4A4A49"/>
+                <w:sz w:val="20"/>
+              </w:rPr>
+              <w:t>3</w:t>
+            </w:r>
+          </w:p>
+        </w:tc>
+        <w:tc>
+          <w:tcPr>
+            <w:tcW w:type="dxa" w:w="2880"/>
+          </w:tcPr>
+          <w:p>
+            <w:r/>
+            <w:r>
+              <w:rPr>
+                <w:b w:val="0"/>
+                <w:color w:val="4A4A49"/>
+                <w:sz w:val="20"/>
+              </w:rPr>
+              <w:t>QUÉ BUSCAMOS Y NO ENCONTRAMOS</w:t>
+            </w:r>
+          </w:p>
+        </w:tc>
+        <w:tc>
+          <w:tcPr>
+            <w:tcW w:type="dxa" w:w="2880"/>
+          </w:tcPr>
+          <w:p>
+            <w:r/>
+            <w:r>
+              <w:rPr>
+                <w:b/>
+                <w:color w:val="4A4A49"/>
+                <w:sz w:val="20"/>
+              </w:rPr>
+              <w:t>15 %</w:t>
+            </w:r>
+          </w:p>
+        </w:tc>
+      </w:tr>
+      <w:tr>
+        <w:tc>
+          <w:tcPr>
+            <w:tcW w:type="dxa" w:w="2880"/>
+            <w:shd w:val="clear" w:fill="ECECEE"/>
+          </w:tcPr>
+          <w:p>
+            <w:r/>
+            <w:r>
+              <w:rPr>
+                <w:b w:val="0"/>
+                <w:color w:val="4A4A49"/>
+                <w:sz w:val="20"/>
+              </w:rPr>
+              <w:t>4</w:t>
+            </w:r>
+          </w:p>
+        </w:tc>
+        <w:tc>
+          <w:tcPr>
+            <w:tcW w:type="dxa" w:w="2880"/>
+            <w:shd w:val="clear" w:fill="ECECEE"/>
+          </w:tcPr>
+          <w:p>
+            <w:r/>
+            <w:r>
+              <w:rPr>
+                <w:b w:val="0"/>
+                <w:color w:val="4A4A49"/>
+                <w:sz w:val="20"/>
+              </w:rPr>
+              <w:t>LA PROPUESTA DE MEJORA</w:t>
+            </w:r>
+          </w:p>
+        </w:tc>
+        <w:tc>
+          <w:tcPr>
+            <w:tcW w:type="dxa" w:w="2880"/>
+            <w:shd w:val="clear" w:fill="ECECEE"/>
+          </w:tcPr>
+          <w:p>
+            <w:r/>
+            <w:r>
+              <w:rPr>
+                <w:b/>
+                <w:color w:val="4A4A49"/>
+                <w:sz w:val="20"/>
+              </w:rPr>
+              <w:t>25 %</w:t>
+            </w:r>
+          </w:p>
+        </w:tc>
+      </w:tr>
+      <w:tr>
+        <w:tc>
+          <w:tcPr>
+            <w:tcW w:type="dxa" w:w="2880"/>
+          </w:tcPr>
+          <w:p>
+            <w:r/>
+            <w:r>
+              <w:rPr>
+                <w:b w:val="0"/>
+                <w:color w:val="4A4A49"/>
+                <w:sz w:val="20"/>
+              </w:rPr>
+              <w:t>5</w:t>
+            </w:r>
+          </w:p>
+        </w:tc>
+        <w:tc>
+          <w:tcPr>
+            <w:tcW w:type="dxa" w:w="2880"/>
+          </w:tcPr>
+          <w:p>
+            <w:r/>
+            <w:r>
+              <w:rPr>
+                <w:b w:val="0"/>
+                <w:color w:val="4A4A49"/>
+                <w:sz w:val="20"/>
+              </w:rPr>
+              <w:t>LO QUE VAMOS A REUSAR</w:t>
+            </w:r>
+          </w:p>
+        </w:tc>
+        <w:tc>
+          <w:tcPr>
+            <w:tcW w:type="dxa" w:w="2880"/>
+          </w:tcPr>
+          <w:p>
+            <w:r/>
+            <w:r>
+              <w:rPr>
+                <w:b/>
+                <w:color w:val="4A4A49"/>
+                <w:sz w:val="20"/>
+              </w:rPr>
+              <w:t>15 %</w:t>
+            </w:r>
+          </w:p>
+        </w:tc>
+      </w:tr>
+    </w:tbl>
+    <w:p/>
+    <w:p>
+      <w:r>
+        <w:rPr>
+          <w:b/>
+          <w:color w:val="4A4A49"/>
+          <w:sz w:val="22"/>
+        </w:rPr>
+        <w:t>Qué se revisa en cada uno:</w:t>
       </w:r>
     </w:p>
     <w:tbl>
